--- a/diagram/samples/oauth_login.docx
+++ b/diagram/samples/oauth_login.docx
@@ -78,7 +78,7 @@
           <w:color w:val="606A78"/>
           <w:sz w:val="18"/>
         </w:rPr>
-        <w:t>OAuth 2.0 Login — Authorization Code Flow</w:t>
+        <w:t>OAuth 2.0 Login: Authorization Code Flow</w:t>
       </w:r>
     </w:p>
     <w:p>
@@ -94,7 +94,7 @@
         <w:t>User</w:t>
       </w:r>
       <w:r>
-        <w:t xml:space="preserve"> — actor</w:t>
+        <w:t>: actor</w:t>
       </w:r>
     </w:p>
     <w:p>
@@ -110,7 +110,7 @@
         <w:t>Web App (SPA)</w:t>
       </w:r>
       <w:r>
-        <w:t xml:space="preserve"> — participant</w:t>
+        <w:t>: participant</w:t>
       </w:r>
     </w:p>
     <w:p>
@@ -126,7 +126,7 @@
         <w:t>OAuth Provider</w:t>
       </w:r>
       <w:r>
-        <w:t xml:space="preserve"> — external</w:t>
+        <w:t>: external</w:t>
       </w:r>
     </w:p>
     <w:p>
@@ -142,7 +142,7 @@
         <w:t>Backend API</w:t>
       </w:r>
       <w:r>
-        <w:t xml:space="preserve"> — participant</w:t>
+        <w:t>: participant</w:t>
       </w:r>
     </w:p>
     <w:p>
@@ -158,7 +158,7 @@
         <w:t>Step 1</w:t>
       </w:r>
       <w:r>
-        <w:t xml:space="preserve"> — User → Web App (SPA): Click 'Sign in' (sync)</w:t>
+        <w:t>: User → Web App (SPA): Click 'Sign in' (sync)</w:t>
       </w:r>
     </w:p>
     <w:p>
@@ -174,7 +174,7 @@
         <w:t>Step 2</w:t>
       </w:r>
       <w:r>
-        <w:t xml:space="preserve"> — Web App (SPA) → OAuth Provider: redirect /authorize (sync)</w:t>
+        <w:t>: Web App (SPA) → OAuth Provider: redirect /authorize (sync)</w:t>
       </w:r>
     </w:p>
     <w:p>
@@ -190,7 +190,7 @@
         <w:t>Step 3</w:t>
       </w:r>
       <w:r>
-        <w:t xml:space="preserve"> — User → OAuth Provider: authenticate + consent (sync)</w:t>
+        <w:t>: User → OAuth Provider: authenticate + consent (sync)</w:t>
       </w:r>
     </w:p>
     <w:p>
@@ -206,7 +206,7 @@
         <w:t>Step 4</w:t>
       </w:r>
       <w:r>
-        <w:t xml:space="preserve"> — OAuth Provider → Web App (SPA): redirect back + code (return)</w:t>
+        <w:t>: OAuth Provider → Web App (SPA): redirect back + code (return)</w:t>
       </w:r>
     </w:p>
     <w:p>
@@ -222,7 +222,7 @@
         <w:t>Step 5</w:t>
       </w:r>
       <w:r>
-        <w:t xml:space="preserve"> — Web App (SPA) → Backend API: POST /token (code) (sync)</w:t>
+        <w:t>: Web App (SPA) → Backend API: POST /token (code) (sync)</w:t>
       </w:r>
     </w:p>
     <w:p>
@@ -238,7 +238,7 @@
         <w:t>Step 6</w:t>
       </w:r>
       <w:r>
-        <w:t xml:space="preserve"> — Backend API → OAuth Provider: exchange code (sync)</w:t>
+        <w:t>: Backend API → OAuth Provider: exchange code (sync)</w:t>
       </w:r>
     </w:p>
     <w:p>
@@ -254,7 +254,7 @@
         <w:t>Step 7</w:t>
       </w:r>
       <w:r>
-        <w:t xml:space="preserve"> — OAuth Provider → Backend API: access + refresh token (return)</w:t>
+        <w:t>: OAuth Provider → Backend API: access + refresh token (return)</w:t>
       </w:r>
     </w:p>
     <w:p>
@@ -270,7 +270,7 @@
         <w:t>Step 8</w:t>
       </w:r>
       <w:r>
-        <w:t xml:space="preserve"> — Backend API → Web App (SPA): session cookie (return)</w:t>
+        <w:t>: Backend API → Web App (SPA): session cookie (return)</w:t>
       </w:r>
     </w:p>
     <w:sectPr>
